--- a/en/assets/reports/GBI-BH-2024-01.docx
+++ b/en/assets/reports/GBI-BH-2024-01.docx
@@ -277,7 +277,7 @@
         <w:rPr>
           <w:rFonts w:ascii="Arial" w:hAnsi="Arial" w:cs="Arial"/>
         </w:rPr>
-        <w:t>Sep</w:t>
+        <w:t>Dec</w:t>
       </w:r>
       <w:r>
         <w:rPr>
@@ -295,13 +295,7 @@
         <w:rPr>
           <w:rFonts w:ascii="Arial" w:hAnsi="Arial" w:cs="Arial"/>
         </w:rPr>
-        <w:t>th, 202</w:t>
-      </w:r>
-      <w:r>
-        <w:rPr>
-          <w:rFonts w:ascii="Arial" w:hAnsi="Arial" w:cs="Arial"/>
-        </w:rPr>
-        <w:t>4</w:t>
+        <w:t>th, 2024</w:t>
       </w:r>
     </w:p>
     <w:p>
@@ -2142,25 +2136,7 @@
           <w:sz w:val="24"/>
           <w:szCs w:val="24"/>
         </w:rPr>
-        <w:t xml:space="preserve">Also, alcohol use was found to be more prevalent in lower socioeconomic groups in the majority of </w:t>
-      </w:r>
-      <w:proofErr w:type="gramStart"/>
-      <w:r>
-        <w:rPr>
-          <w:rFonts w:ascii="Calibri" w:hAnsi="Calibri" w:cs="Calibri"/>
-          <w:sz w:val="24"/>
-          <w:szCs w:val="24"/>
-        </w:rPr>
-        <w:t>South East</w:t>
-      </w:r>
-      <w:proofErr w:type="gramEnd"/>
-      <w:r>
-        <w:rPr>
-          <w:rFonts w:ascii="Calibri" w:hAnsi="Calibri" w:cs="Calibri"/>
-          <w:sz w:val="24"/>
-          <w:szCs w:val="24"/>
-        </w:rPr>
-        <w:t xml:space="preserve"> Asian studies but not for </w:t>
+        <w:t xml:space="preserve">Also, alcohol use was found to be more prevalent in lower socioeconomic groups in the majority of South East Asian studies but not for </w:t>
       </w:r>
       <w:r>
         <w:rPr>
@@ -4086,25 +4062,7 @@
           <w:sz w:val="24"/>
           <w:szCs w:val="24"/>
         </w:rPr>
-        <w:t xml:space="preserve">translated as lack of opportunities for personal development through education, professional training, having secure and rewarding jobs, access to good healthcare, </w:t>
-      </w:r>
-      <w:proofErr w:type="gramStart"/>
-      <w:r>
-        <w:rPr>
-          <w:rFonts w:ascii="Calibri" w:hAnsi="Calibri" w:cs="Calibri"/>
-          <w:sz w:val="24"/>
-          <w:szCs w:val="24"/>
-        </w:rPr>
-        <w:t>and also</w:t>
-      </w:r>
-      <w:proofErr w:type="gramEnd"/>
-      <w:r>
-        <w:rPr>
-          <w:rFonts w:ascii="Calibri" w:hAnsi="Calibri" w:cs="Calibri"/>
-          <w:sz w:val="24"/>
-          <w:szCs w:val="24"/>
-        </w:rPr>
-        <w:t xml:space="preserve"> opportunities for creative and stimulating leisure activities. Socioeconomic disadvantage also affects the living environment, the neighborhoods where minorities live. These neighborhoods are frequently in inner-city areas, which are racially and economically segregated and characterized by substandard housing, poor schools, high crime, an excessive number of alcohol outlets, gang-related violence, and general social disorganization. Excessive drinking can be used as a coping mechanism for life in these conditions </w:t>
+        <w:t xml:space="preserve">translated as lack of opportunities for personal development through education, professional training, having secure and rewarding jobs, access to good healthcare, and also opportunities for creative and stimulating leisure activities. Socioeconomic disadvantage also affects the living environment, the neighborhoods where minorities live. These neighborhoods are frequently in inner-city areas, which are racially and economically segregated and characterized by substandard housing, poor schools, high crime, an excessive number of alcohol outlets, gang-related violence, and general social disorganization. Excessive drinking can be used as a coping mechanism for life in these conditions </w:t>
       </w:r>
       <w:r>
         <w:rPr>
@@ -15231,25 +15189,7 @@
           <w:sz w:val="24"/>
           <w:szCs w:val="24"/>
         </w:rPr>
-        <w:t xml:space="preserve">mood-based rash </w:t>
-      </w:r>
-      <w:proofErr w:type="gramStart"/>
-      <w:r>
-        <w:rPr>
-          <w:rFonts w:ascii="Calibri" w:hAnsi="Calibri" w:cs="Calibri"/>
-          <w:sz w:val="24"/>
-          <w:szCs w:val="24"/>
-        </w:rPr>
-        <w:t>action, and</w:t>
-      </w:r>
-      <w:proofErr w:type="gramEnd"/>
-      <w:r>
-        <w:rPr>
-          <w:rFonts w:ascii="Calibri" w:hAnsi="Calibri" w:cs="Calibri"/>
-          <w:sz w:val="24"/>
-          <w:szCs w:val="24"/>
-        </w:rPr>
-        <w:t xml:space="preserve"> has since been separated into two facets. The tendency to act impulsively when</w:t>
+        <w:t>mood-based rash action, and has since been separated into two facets. The tendency to act impulsively when</w:t>
       </w:r>
       <w:r>
         <w:rPr>
@@ -15306,25 +15246,7 @@
           <w:szCs w:val="24"/>
         </w:rPr>
         <w:lastRenderedPageBreak/>
-        <w:t xml:space="preserve">of impulsivity </w:t>
-      </w:r>
-      <w:proofErr w:type="gramStart"/>
-      <w:r>
-        <w:rPr>
-          <w:rFonts w:ascii="Calibri" w:hAnsi="Calibri" w:cs="Calibri"/>
-          <w:sz w:val="24"/>
-          <w:szCs w:val="24"/>
-        </w:rPr>
-        <w:t>most commonly referred</w:t>
-      </w:r>
-      <w:proofErr w:type="gramEnd"/>
-      <w:r>
-        <w:rPr>
-          <w:rFonts w:ascii="Calibri" w:hAnsi="Calibri" w:cs="Calibri"/>
-          <w:sz w:val="24"/>
-          <w:szCs w:val="24"/>
-        </w:rPr>
-        <w:t xml:space="preserve"> to in the literature, the tendency to act without forethought. Lack of perseverance reflects a reduced capacity to persist</w:t>
+        <w:t>of impulsivity most commonly referred to in the literature, the tendency to act without forethought. Lack of perseverance reflects a reduced capacity to persist</w:t>
       </w:r>
       <w:r>
         <w:rPr>
@@ -19433,25 +19355,7 @@
           <w:sz w:val="24"/>
           <w:szCs w:val="24"/>
         </w:rPr>
-        <w:t xml:space="preserve">posits that adolescents learn both by direct experience and by observation. Previous work has indicated that observation of peers is a major source of influence on adolescent health attitudes, intentions, and behaviors. </w:t>
-      </w:r>
-      <w:proofErr w:type="gramStart"/>
-      <w:r>
-        <w:rPr>
-          <w:rFonts w:ascii="Calibri" w:hAnsi="Calibri" w:cs="Calibri"/>
-          <w:sz w:val="24"/>
-          <w:szCs w:val="24"/>
-        </w:rPr>
-        <w:t>In particular, early</w:t>
-      </w:r>
-      <w:proofErr w:type="gramEnd"/>
-      <w:r>
-        <w:rPr>
-          <w:rFonts w:ascii="Calibri" w:hAnsi="Calibri" w:cs="Calibri"/>
-          <w:sz w:val="24"/>
-          <w:szCs w:val="24"/>
-        </w:rPr>
-        <w:t xml:space="preserve"> alcohol initiation is determined at least in part by alcohol use by adolescents’ friends as well as by social network characteristics. Thus, according to </w:t>
+        <w:t xml:space="preserve">posits that adolescents learn both by direct experience and by observation. Previous work has indicated that observation of peers is a major source of influence on adolescent health attitudes, intentions, and behaviors. In particular, early alcohol initiation is determined at least in part by alcohol use by adolescents’ friends as well as by social network characteristics. Thus, according to </w:t>
       </w:r>
       <w:r>
         <w:rPr>
@@ -23362,25 +23266,7 @@
           <w:sz w:val="24"/>
           <w:szCs w:val="24"/>
         </w:rPr>
-        <w:t xml:space="preserve">urrent evidence suggests reducing the nicotine content of cigarettes may benefit public health by reducing alcohol use and problematic drinking over time </w:t>
-      </w:r>
-      <w:proofErr w:type="gramStart"/>
-      <w:r>
-        <w:rPr>
-          <w:rFonts w:ascii="Calibri" w:hAnsi="Calibri" w:cs="Calibri"/>
-          <w:sz w:val="24"/>
-          <w:szCs w:val="24"/>
-        </w:rPr>
-        <w:t>as a consequence of</w:t>
-      </w:r>
-      <w:proofErr w:type="gramEnd"/>
-      <w:r>
-        <w:rPr>
-          <w:rFonts w:ascii="Calibri" w:hAnsi="Calibri" w:cs="Calibri"/>
-          <w:sz w:val="24"/>
-          <w:szCs w:val="24"/>
-        </w:rPr>
-        <w:t xml:space="preserve"> reduced exposure to nicotine and the smoking cues associated with drinking. Nicotine withdrawal could increase risk of drinking, although these effects should be short-lived and could be mitigated by other sources of nicotine</w:t>
+        <w:t>urrent evidence suggests reducing the nicotine content of cigarettes may benefit public health by reducing alcohol use and problematic drinking over time as a consequence of reduced exposure to nicotine and the smoking cues associated with drinking. Nicotine withdrawal could increase risk of drinking, although these effects should be short-lived and could be mitigated by other sources of nicotine</w:t>
       </w:r>
       <w:r>
         <w:rPr>
@@ -24993,25 +24879,7 @@
           <w:sz w:val="24"/>
           <w:szCs w:val="24"/>
         </w:rPr>
-        <w:t xml:space="preserve">The study by Roche et al. is the single most comprehensive study that summarized </w:t>
-      </w:r>
-      <w:proofErr w:type="gramStart"/>
-      <w:r>
-        <w:rPr>
-          <w:rFonts w:ascii="Calibri" w:hAnsi="Calibri" w:cs="Calibri"/>
-          <w:sz w:val="24"/>
-          <w:szCs w:val="24"/>
-        </w:rPr>
-        <w:t>the majority of</w:t>
-      </w:r>
-      <w:proofErr w:type="gramEnd"/>
-      <w:r>
-        <w:rPr>
-          <w:rFonts w:ascii="Calibri" w:hAnsi="Calibri" w:cs="Calibri"/>
-          <w:sz w:val="24"/>
-          <w:szCs w:val="24"/>
-        </w:rPr>
-        <w:t xml:space="preserve"> above-mentioned factors in an ordered way. At the end of the result section, </w:t>
+        <w:t xml:space="preserve">The study by Roche et al. is the single most comprehensive study that summarized the majority of above-mentioned factors in an ordered way. At the end of the result section, </w:t>
       </w:r>
       <w:r>
         <w:rPr>
@@ -26475,25 +26343,7 @@
           <w:sz w:val="24"/>
           <w:szCs w:val="24"/>
         </w:rPr>
-        <w:t xml:space="preserve"> and to increase community attachment, which often leads to increased alcohol consumption. These activities can be online socializing, psychological consulting, information sharing on how to keep </w:t>
-      </w:r>
-      <w:proofErr w:type="gramStart"/>
-      <w:r>
-        <w:rPr>
-          <w:rFonts w:ascii="Calibri" w:hAnsi="Calibri" w:cs="Calibri"/>
-          <w:sz w:val="24"/>
-          <w:szCs w:val="24"/>
-        </w:rPr>
-        <w:t>a</w:t>
-      </w:r>
-      <w:proofErr w:type="gramEnd"/>
-      <w:r>
-        <w:rPr>
-          <w:rFonts w:ascii="Calibri" w:hAnsi="Calibri" w:cs="Calibri"/>
-          <w:sz w:val="24"/>
-          <w:szCs w:val="24"/>
-        </w:rPr>
-        <w:t xml:space="preserve"> organized lifestyle.</w:t>
+        <w:t xml:space="preserve"> and to increase community attachment, which often leads to increased alcohol consumption. These activities can be online socializing, psychological consulting, information sharing on how to keep a organized lifestyle.</w:t>
       </w:r>
       <w:r>
         <w:rPr>
